--- a/data/sussex_needs_assessment.docx
+++ b/data/sussex_needs_assessment.docx
@@ -43,8 +43,15 @@
         <w:t>1</w:t>
       </w:r>
       <w:r>
-        <w:t xml:space="preserve"> County-wide averages, however, understate need that concentrates in specific urban communities; tract-level analysis (in progress) is required to locate it precisely.</w:t>
+        <w:t xml:space="preserve"> Beneath the county average, need concentrates sharply: 0 of 42 census tracts exceed the statewide uninsured rate, and the highest-need tract shows 2.83% uninsured with 34.11% of residents below 200% of the federal poverty level.</w:t>
       </w:r>
+      <w:r>
+        <w:rPr>
+          <w:vertAlign w:val="superscript"/>
+        </w:rPr>
+        <w:t>2</w:t>
+      </w:r>
+      <w:r/>
     </w:p>
     <w:p>
       <w:r>
@@ -193,24 +200,6 @@
       </w:r>
     </w:p>
     <w:p>
-      <w:pPr>
-        <w:pStyle w:val="ListBullet"/>
-      </w:pPr>
-      <w:r>
-        <w:rPr>
-          <w:sz w:val="20"/>
-        </w:rPr>
-        <w:t xml:space="preserve">Share below 200% of the federal poverty level, and tract-level detail — </w:t>
-      </w:r>
-      <w:r>
-        <w:rPr>
-          <w:i/>
-          <w:sz w:val="20"/>
-        </w:rPr>
-        <w:t>ACS 5-year via the Needs Atlas pipeline</w:t>
-      </w:r>
-    </w:p>
-    <w:p>
       <w:r>
         <w:rPr>
           <w:b/>
@@ -224,6 +213,14 @@
           <w:sz w:val="17"/>
         </w:rPr>
         <w:t>1. U.S. Census Bureau QuickFacts. Sussex County, New Jersey and New Jersey. 2020-2024 American Community Survey 5-Year Estimates and 2025 Population Estimates. Accessed August 29, 2026.</w:t>
+      </w:r>
+    </w:p>
+    <w:p>
+      <w:r>
+        <w:rPr>
+          <w:sz w:val="17"/>
+        </w:rPr>
+        <w:t>2. U.S. Census Bureau, American Community Survey 5-Year Estimates, census-tract tables (C17002, B27001), retrieved via the Needs Atlas data pipeline. Accessed August 29, 2026.</w:t>
       </w:r>
     </w:p>
     <w:sectPr>

--- a/data/sussex_needs_assessment.docx
+++ b/data/sussex_needs_assessment.docx
@@ -18,7 +18,7 @@
           <w:color w:val="1E6B57"/>
           <w:sz w:val="17"/>
         </w:rPr>
-        <w:t>Demographic figures below are live U.S. Census Bureau values. Health, ALICE, and provider indicators are pending source connection and are listed at the end.</w:t>
+        <w:t>County and statewide figures below are published U.S. Census Bureau values; the census-tract concentration analysis is drawn from ACS 5-year tract tables. ALICE, provider-ratio, chronic-disease, and food-insecurity indicators are pending source connection and are listed at the end — not estimated.</w:t>
       </w:r>
     </w:p>
     <w:p>
@@ -34,7 +34,7 @@
         <w:spacing w:after="200"/>
       </w:pPr>
       <w:r>
-        <w:t>The communities Zufall Health serves within Sussex County, New Jersey include urbanized areas with pockets of concentrated poverty and limited access to care. Sussex County's median household income is $116,186, above the statewide median of $103,556, and 5.2% of residents live in poverty, below the New Jersey rate of 9.2%.</w:t>
+        <w:t>The communities Zufall Health serves within Sussex County, New Jersey include areas of concentrated poverty and constrained access to care. Sussex County's median household income is $116,186, above the statewide median of $103,556, and 5.2% of residents live in poverty, below the New Jersey rate of 9.2%.</w:t>
       </w:r>
       <w:r>
         <w:rPr>
@@ -43,7 +43,23 @@
         <w:t>1</w:t>
       </w:r>
       <w:r>
-        <w:t xml:space="preserve"> Beneath the county average, need concentrates sharply: 0 of 42 census tracts exceed the statewide uninsured rate, and the highest-need tract shows 2.83% uninsured with 34.11% of residents below 200% of the federal poverty level.</w:t>
+        <w:t xml:space="preserve"> County averages, however, flatten the neighborhoods where need concentrates — which a census-tract view brings into focus.</w:t>
+      </w:r>
+    </w:p>
+    <w:p>
+      <w:r>
+        <w:rPr>
+          <w:b/>
+        </w:rPr>
+        <w:t>Where the need concentrates: a census-tract view</w:t>
+      </w:r>
+    </w:p>
+    <w:p>
+      <w:pPr>
+        <w:spacing w:after="200"/>
+      </w:pPr>
+      <w:r>
+        <w:t>Sussex County contains 42 census tracts. Measured against the seven-county service-area average, 2 of those tracts carry an above-average uninsured rate and 8 carry an above-average share of residents below 200% of the federal poverty level.</w:t>
       </w:r>
       <w:r>
         <w:rPr>
@@ -51,7 +67,9 @@
         </w:rPr>
         <w:t>2</w:t>
       </w:r>
-      <w:r/>
+      <w:r>
+        <w:t xml:space="preserve"> 7% of the county's residents — roughly 10,340 people — live in tracts where at least one in four residents falls below 200% of the federal poverty level. The sharpest need sits in and around Census Tract 3737 (GEOID 34037373700): there, 3% of residents are uninsured and 34% live below 200% of the federal poverty level, and 4% of households are limited-English-speaking — a concentration that county-level averages hide entirely. Across the seven counties Zufall serves, Sussex carries the sixth-highest composite need. This is precisely the sub-county geography a grant application must document, and it is where Zufall's sites and outreach can be targeted for greatest effect.</w:t>
+      </w:r>
     </w:p>
     <w:p>
       <w:r>
@@ -75,7 +93,7 @@
         <w:t>1</w:t>
       </w:r>
       <w:r>
-        <w:t xml:space="preserve"> Provider-supply measures — primary-care and mental-health provider-to-population ratios — are pending (see below) and are expected to reinforce this access gap.</w:t>
+        <w:t xml:space="preserve"> Provider-supply measures — primary-care, dental, and mental-health provider-to-population ratios — are pending source connection (see below) and are expected to reinforce this access gap.</w:t>
       </w:r>
     </w:p>
     <w:p>
@@ -124,6 +142,474 @@
         <w:rPr>
           <w:b/>
         </w:rPr>
+        <w:t>Highest-need census tracts (ACS 5-year)</w:t>
+      </w:r>
+    </w:p>
+    <w:tbl>
+      <w:tblPr>
+        <w:tblStyle w:val="LightGrid-Accent1"/>
+        <w:tblW w:type="auto" w:w="0"/>
+        <w:tblLook w:firstColumn="1" w:firstRow="1" w:lastColumn="0" w:lastRow="0" w:noHBand="0" w:noVBand="1" w:val="04A0"/>
+      </w:tblPr>
+      <w:tblGrid>
+        <w:gridCol w:w="1872"/>
+        <w:gridCol w:w="1872"/>
+        <w:gridCol w:w="1872"/>
+        <w:gridCol w:w="1872"/>
+        <w:gridCol w:w="1872"/>
+      </w:tblGrid>
+      <w:tr>
+        <w:tc>
+          <w:tcPr>
+            <w:tcW w:type="dxa" w:w="1872"/>
+          </w:tcPr>
+          <w:p>
+            <w:r/>
+            <w:r>
+              <w:rPr>
+                <w:b/>
+                <w:sz w:val="18"/>
+              </w:rPr>
+              <w:t>Census tract (GEOID)</w:t>
+            </w:r>
+          </w:p>
+        </w:tc>
+        <w:tc>
+          <w:tcPr>
+            <w:tcW w:type="dxa" w:w="1872"/>
+          </w:tcPr>
+          <w:p>
+            <w:r/>
+            <w:r>
+              <w:rPr>
+                <w:b/>
+                <w:sz w:val="18"/>
+              </w:rPr>
+              <w:t>Uninsured</w:t>
+            </w:r>
+          </w:p>
+        </w:tc>
+        <w:tc>
+          <w:tcPr>
+            <w:tcW w:type="dxa" w:w="1872"/>
+          </w:tcPr>
+          <w:p>
+            <w:r/>
+            <w:r>
+              <w:rPr>
+                <w:b/>
+                <w:sz w:val="18"/>
+              </w:rPr>
+              <w:t>Below 200% FPL</w:t>
+            </w:r>
+          </w:p>
+        </w:tc>
+        <w:tc>
+          <w:tcPr>
+            <w:tcW w:type="dxa" w:w="1872"/>
+          </w:tcPr>
+          <w:p>
+            <w:r/>
+            <w:r>
+              <w:rPr>
+                <w:b/>
+                <w:sz w:val="18"/>
+              </w:rPr>
+              <w:t>Lim.-Eng. HH</w:t>
+            </w:r>
+          </w:p>
+        </w:tc>
+        <w:tc>
+          <w:tcPr>
+            <w:tcW w:type="dxa" w:w="1872"/>
+          </w:tcPr>
+          <w:p>
+            <w:r/>
+            <w:r>
+              <w:rPr>
+                <w:b/>
+                <w:sz w:val="18"/>
+              </w:rPr>
+              <w:t>Need score</w:t>
+            </w:r>
+          </w:p>
+        </w:tc>
+      </w:tr>
+      <w:tr>
+        <w:tc>
+          <w:tcPr>
+            <w:tcW w:type="dxa" w:w="1872"/>
+          </w:tcPr>
+          <w:p>
+            <w:r/>
+            <w:r>
+              <w:rPr>
+                <w:sz w:val="18"/>
+              </w:rPr>
+              <w:t>34037373700</w:t>
+            </w:r>
+          </w:p>
+        </w:tc>
+        <w:tc>
+          <w:tcPr>
+            <w:tcW w:type="dxa" w:w="1872"/>
+          </w:tcPr>
+          <w:p>
+            <w:r/>
+            <w:r>
+              <w:rPr>
+                <w:sz w:val="18"/>
+              </w:rPr>
+              <w:t>3%</w:t>
+            </w:r>
+          </w:p>
+        </w:tc>
+        <w:tc>
+          <w:tcPr>
+            <w:tcW w:type="dxa" w:w="1872"/>
+          </w:tcPr>
+          <w:p>
+            <w:r/>
+            <w:r>
+              <w:rPr>
+                <w:sz w:val="18"/>
+              </w:rPr>
+              <w:t>34%</w:t>
+            </w:r>
+          </w:p>
+        </w:tc>
+        <w:tc>
+          <w:tcPr>
+            <w:tcW w:type="dxa" w:w="1872"/>
+          </w:tcPr>
+          <w:p>
+            <w:r/>
+            <w:r>
+              <w:rPr>
+                <w:sz w:val="18"/>
+              </w:rPr>
+              <w:t>4%</w:t>
+            </w:r>
+          </w:p>
+        </w:tc>
+        <w:tc>
+          <w:tcPr>
+            <w:tcW w:type="dxa" w:w="1872"/>
+          </w:tcPr>
+          <w:p>
+            <w:r/>
+            <w:r>
+              <w:rPr>
+                <w:sz w:val="18"/>
+              </w:rPr>
+              <w:t>20</w:t>
+            </w:r>
+          </w:p>
+        </w:tc>
+      </w:tr>
+      <w:tr>
+        <w:tc>
+          <w:tcPr>
+            <w:tcW w:type="dxa" w:w="1872"/>
+          </w:tcPr>
+          <w:p>
+            <w:r/>
+            <w:r>
+              <w:rPr>
+                <w:sz w:val="18"/>
+              </w:rPr>
+              <w:t>34037372900</w:t>
+            </w:r>
+          </w:p>
+        </w:tc>
+        <w:tc>
+          <w:tcPr>
+            <w:tcW w:type="dxa" w:w="1872"/>
+          </w:tcPr>
+          <w:p>
+            <w:r/>
+            <w:r>
+              <w:rPr>
+                <w:sz w:val="18"/>
+              </w:rPr>
+              <w:t>9%</w:t>
+            </w:r>
+          </w:p>
+        </w:tc>
+        <w:tc>
+          <w:tcPr>
+            <w:tcW w:type="dxa" w:w="1872"/>
+          </w:tcPr>
+          <w:p>
+            <w:r/>
+            <w:r>
+              <w:rPr>
+                <w:sz w:val="18"/>
+              </w:rPr>
+              <w:t>22%</w:t>
+            </w:r>
+          </w:p>
+        </w:tc>
+        <w:tc>
+          <w:tcPr>
+            <w:tcW w:type="dxa" w:w="1872"/>
+          </w:tcPr>
+          <w:p>
+            <w:r/>
+            <w:r>
+              <w:rPr>
+                <w:sz w:val="18"/>
+              </w:rPr>
+              <w:t>2%</w:t>
+            </w:r>
+          </w:p>
+        </w:tc>
+        <w:tc>
+          <w:tcPr>
+            <w:tcW w:type="dxa" w:w="1872"/>
+          </w:tcPr>
+          <w:p>
+            <w:r/>
+            <w:r>
+              <w:rPr>
+                <w:sz w:val="18"/>
+              </w:rPr>
+              <w:t>16</w:t>
+            </w:r>
+          </w:p>
+        </w:tc>
+      </w:tr>
+      <w:tr>
+        <w:tc>
+          <w:tcPr>
+            <w:tcW w:type="dxa" w:w="1872"/>
+          </w:tcPr>
+          <w:p>
+            <w:r/>
+            <w:r>
+              <w:rPr>
+                <w:sz w:val="18"/>
+              </w:rPr>
+              <w:t>34037371200</w:t>
+            </w:r>
+          </w:p>
+        </w:tc>
+        <w:tc>
+          <w:tcPr>
+            <w:tcW w:type="dxa" w:w="1872"/>
+          </w:tcPr>
+          <w:p>
+            <w:r/>
+            <w:r>
+              <w:rPr>
+                <w:sz w:val="18"/>
+              </w:rPr>
+              <w:t>5%</w:t>
+            </w:r>
+          </w:p>
+        </w:tc>
+        <w:tc>
+          <w:tcPr>
+            <w:tcW w:type="dxa" w:w="1872"/>
+          </w:tcPr>
+          <w:p>
+            <w:r/>
+            <w:r>
+              <w:rPr>
+                <w:sz w:val="18"/>
+              </w:rPr>
+              <w:t>32%</w:t>
+            </w:r>
+          </w:p>
+        </w:tc>
+        <w:tc>
+          <w:tcPr>
+            <w:tcW w:type="dxa" w:w="1872"/>
+          </w:tcPr>
+          <w:p>
+            <w:r/>
+            <w:r>
+              <w:rPr>
+                <w:sz w:val="18"/>
+              </w:rPr>
+              <w:t>3%</w:t>
+            </w:r>
+          </w:p>
+        </w:tc>
+        <w:tc>
+          <w:tcPr>
+            <w:tcW w:type="dxa" w:w="1872"/>
+          </w:tcPr>
+          <w:p>
+            <w:r/>
+            <w:r>
+              <w:rPr>
+                <w:sz w:val="18"/>
+              </w:rPr>
+              <w:t>15</w:t>
+            </w:r>
+          </w:p>
+        </w:tc>
+      </w:tr>
+      <w:tr>
+        <w:tc>
+          <w:tcPr>
+            <w:tcW w:type="dxa" w:w="1872"/>
+          </w:tcPr>
+          <w:p>
+            <w:r/>
+            <w:r>
+              <w:rPr>
+                <w:sz w:val="18"/>
+              </w:rPr>
+              <w:t>34037372700</w:t>
+            </w:r>
+          </w:p>
+        </w:tc>
+        <w:tc>
+          <w:tcPr>
+            <w:tcW w:type="dxa" w:w="1872"/>
+          </w:tcPr>
+          <w:p>
+            <w:r/>
+            <w:r>
+              <w:rPr>
+                <w:sz w:val="18"/>
+              </w:rPr>
+              <w:t>1%</w:t>
+            </w:r>
+          </w:p>
+        </w:tc>
+        <w:tc>
+          <w:tcPr>
+            <w:tcW w:type="dxa" w:w="1872"/>
+          </w:tcPr>
+          <w:p>
+            <w:r/>
+            <w:r>
+              <w:rPr>
+                <w:sz w:val="18"/>
+              </w:rPr>
+              <w:t>22%</w:t>
+            </w:r>
+          </w:p>
+        </w:tc>
+        <w:tc>
+          <w:tcPr>
+            <w:tcW w:type="dxa" w:w="1872"/>
+          </w:tcPr>
+          <w:p>
+            <w:r/>
+            <w:r>
+              <w:rPr>
+                <w:sz w:val="18"/>
+              </w:rPr>
+              <w:t>9%</w:t>
+            </w:r>
+          </w:p>
+        </w:tc>
+        <w:tc>
+          <w:tcPr>
+            <w:tcW w:type="dxa" w:w="1872"/>
+          </w:tcPr>
+          <w:p>
+            <w:r/>
+            <w:r>
+              <w:rPr>
+                <w:sz w:val="18"/>
+              </w:rPr>
+              <w:t>13</w:t>
+            </w:r>
+          </w:p>
+        </w:tc>
+      </w:tr>
+      <w:tr>
+        <w:tc>
+          <w:tcPr>
+            <w:tcW w:type="dxa" w:w="1872"/>
+          </w:tcPr>
+          <w:p>
+            <w:r/>
+            <w:r>
+              <w:rPr>
+                <w:sz w:val="18"/>
+              </w:rPr>
+              <w:t>34037372100</w:t>
+            </w:r>
+          </w:p>
+        </w:tc>
+        <w:tc>
+          <w:tcPr>
+            <w:tcW w:type="dxa" w:w="1872"/>
+          </w:tcPr>
+          <w:p>
+            <w:r/>
+            <w:r>
+              <w:rPr>
+                <w:sz w:val="18"/>
+              </w:rPr>
+              <w:t>6%</w:t>
+            </w:r>
+          </w:p>
+        </w:tc>
+        <w:tc>
+          <w:tcPr>
+            <w:tcW w:type="dxa" w:w="1872"/>
+          </w:tcPr>
+          <w:p>
+            <w:r/>
+            <w:r>
+              <w:rPr>
+                <w:sz w:val="18"/>
+              </w:rPr>
+              <w:t>19%</w:t>
+            </w:r>
+          </w:p>
+        </w:tc>
+        <w:tc>
+          <w:tcPr>
+            <w:tcW w:type="dxa" w:w="1872"/>
+          </w:tcPr>
+          <w:p>
+            <w:r/>
+            <w:r>
+              <w:rPr>
+                <w:sz w:val="18"/>
+              </w:rPr>
+              <w:t>1%</w:t>
+            </w:r>
+          </w:p>
+        </w:tc>
+        <w:tc>
+          <w:tcPr>
+            <w:tcW w:type="dxa" w:w="1872"/>
+          </w:tcPr>
+          <w:p>
+            <w:r/>
+            <w:r>
+              <w:rPr>
+                <w:sz w:val="18"/>
+              </w:rPr>
+              <w:t>13</w:t>
+            </w:r>
+          </w:p>
+        </w:tc>
+      </w:tr>
+    </w:tbl>
+    <w:p>
+      <w:r>
+        <w:rPr>
+          <w:i/>
+          <w:sz w:val="16"/>
+        </w:rPr>
+        <w:t>Group-quarters tracts (e.g., dormitories or institutional populations) are excluded so the ranking reflects residential neighborhoods.</w:t>
+      </w:r>
+    </w:p>
+    <w:p>
+      <w:r>
+        <w:rPr>
+          <w:b/>
+        </w:rPr>
         <w:t>Indicators pending source connection</w:t>
       </w:r>
     </w:p>
@@ -135,7 +621,7 @@
         <w:rPr>
           <w:sz w:val="20"/>
         </w:rPr>
-        <w:t xml:space="preserve">ALICE (Asset Limited, Income Constrained, Employed) household rate — </w:t>
+        <w:t xml:space="preserve">ALICE (Asset Limited, Income Constrained, Employed) household rate, county and municipal — </w:t>
       </w:r>
       <w:r>
         <w:rPr>
@@ -153,7 +639,7 @@
         <w:rPr>
           <w:sz w:val="20"/>
         </w:rPr>
-        <w:t xml:space="preserve">Chronic disease prevalence, prenatal care, and infant mortality (incl. racial disparity) — </w:t>
+        <w:t xml:space="preserve">Chronic-disease prevalence, prenatal care, and infant mortality (including racial disparity) — </w:t>
       </w:r>
       <w:r>
         <w:rPr>
@@ -171,7 +657,7 @@
         <w:rPr>
           <w:sz w:val="20"/>
         </w:rPr>
-        <w:t xml:space="preserve">Primary-care and mental-health provider-to-population ratios; severe housing problems — </w:t>
+        <w:t xml:space="preserve">Primary-care, dental, and mental-health provider-to-population ratios; severe housing problems — </w:t>
       </w:r>
       <w:r>
         <w:rPr>
@@ -189,7 +675,7 @@
         <w:rPr>
           <w:sz w:val="20"/>
         </w:rPr>
-        <w:t xml:space="preserve">Food insecurity rate — </w:t>
+        <w:t xml:space="preserve">Food-insecurity rate and SNAP participation — </w:t>
       </w:r>
       <w:r>
         <w:rPr>
@@ -220,7 +706,7 @@
         <w:rPr>
           <w:sz w:val="17"/>
         </w:rPr>
-        <w:t>2. U.S. Census Bureau, American Community Survey 5-Year Estimates, census-tract tables (C17002, B27001), retrieved via the Needs Atlas data pipeline. Accessed August 29, 2026.</w:t>
+        <w:t>2. U.S. Census Bureau, American Community Survey 2020-2024 5-Year Estimates, census-tract tables B27001 (health insurance), C17002 (ratio of income to poverty), B17001 (poverty), C16002 (household language), retrieved via the Needs Atlas data pipeline and aggregated to the tract level. Accessed August 29, 2026.</w:t>
       </w:r>
     </w:p>
     <w:sectPr>

--- a/data/sussex_needs_assessment.docx
+++ b/data/sussex_needs_assessment.docx
@@ -698,7 +698,7 @@
         <w:rPr>
           <w:sz w:val="17"/>
         </w:rPr>
-        <w:t>1. U.S. Census Bureau QuickFacts. Sussex County, New Jersey and New Jersey. 2020-2024 American Community Survey 5-Year Estimates and 2025 Population Estimates. Accessed August 29, 2026.</w:t>
+        <w:t>1. U.S. Census Bureau QuickFacts. Sussex County, New Jersey and New Jersey. 2020-2024 American Community Survey 5-Year Estimates and 2025 Population Estimates. Accessed August 30, 2026.</w:t>
       </w:r>
     </w:p>
     <w:p>
@@ -706,7 +706,7 @@
         <w:rPr>
           <w:sz w:val="17"/>
         </w:rPr>
-        <w:t>2. U.S. Census Bureau, American Community Survey 2020-2024 5-Year Estimates, census-tract tables B27001 (health insurance), C17002 (ratio of income to poverty), B17001 (poverty), C16002 (household language), retrieved via the Needs Atlas data pipeline and aggregated to the tract level. Accessed August 29, 2026.</w:t>
+        <w:t>2. U.S. Census Bureau, American Community Survey 2020-2024 5-Year Estimates, census-tract tables B27001 (health insurance), C17002 (ratio of income to poverty), B17001 (poverty), C16002 (household language), retrieved via the Needs Atlas data pipeline and aggregated to the tract level. Accessed August 30, 2026.</w:t>
       </w:r>
     </w:p>
     <w:sectPr>

--- a/data/sussex_needs_assessment.docx
+++ b/data/sussex_needs_assessment.docx
@@ -18,7 +18,7 @@
           <w:color w:val="1E6B57"/>
           <w:sz w:val="17"/>
         </w:rPr>
-        <w:t>County and statewide figures below are published U.S. Census Bureau values; the census-tract concentration analysis is drawn from ACS 5-year tract tables. ALICE, provider-ratio, chronic-disease, and food-insecurity indicators are pending source connection and are listed at the end — not estimated.</w:t>
+        <w:t>County and statewide figures below are published U.S. Census Bureau values; the census-tract concentration analysis is drawn from ACS 5-year tract tables; the food-insecurity figure is from Feeding America's Map the Meal Gap. ALICE, provider-ratio, and chronic-disease indicators are pending source connection and are listed at the end — not estimated.</w:t>
       </w:r>
     </w:p>
     <w:p>
@@ -94,6 +94,31 @@
       </w:r>
       <w:r>
         <w:t xml:space="preserve"> Provider-supply measures — primary-care, dental, and mental-health provider-to-population ratios — are pending source connection (see below) and are expected to reinforce this access gap.</w:t>
+      </w:r>
+    </w:p>
+    <w:p>
+      <w:r>
+        <w:rPr>
+          <w:b/>
+        </w:rPr>
+        <w:t>Food insecurity</w:t>
+      </w:r>
+    </w:p>
+    <w:p>
+      <w:pPr>
+        <w:spacing w:after="200"/>
+      </w:pPr>
+      <w:r>
+        <w:t>An estimated 9.5% of Sussex County residents — about 13,860 people — live in food-insecure households, and 9.5% of the county's children face food insecurity.</w:t>
+      </w:r>
+      <w:r>
+        <w:rPr>
+          <w:vertAlign w:val="superscript"/>
+        </w:rPr>
+        <w:t>3</w:t>
+      </w:r>
+      <w:r>
+        <w:t xml:space="preserve"> Food insecurity compounds the barriers documented here: it tracks closely with low income and uninsurance and drives demand for the wraparound support Zufall's sites provide.</w:t>
       </w:r>
     </w:p>
     <w:p>
@@ -668,24 +693,6 @@
       </w:r>
     </w:p>
     <w:p>
-      <w:pPr>
-        <w:pStyle w:val="ListBullet"/>
-      </w:pPr>
-      <w:r>
-        <w:rPr>
-          <w:sz w:val="20"/>
-        </w:rPr>
-        <w:t xml:space="preserve">Food-insecurity rate and SNAP participation — </w:t>
-      </w:r>
-      <w:r>
-        <w:rPr>
-          <w:i/>
-          <w:sz w:val="20"/>
-        </w:rPr>
-        <w:t>Feeding America — Map the Meal Gap</w:t>
-      </w:r>
-    </w:p>
-    <w:p>
       <w:r>
         <w:rPr>
           <w:b/>
@@ -706,7 +713,15 @@
         <w:rPr>
           <w:sz w:val="17"/>
         </w:rPr>
-        <w:t>2. U.S. Census Bureau, American Community Survey 2020-2024 5-Year Estimates, census-tract tables B27001 (health insurance), C17002 (ratio of income to poverty), B17001 (poverty), C16002 (household language), retrieved via the Needs Atlas data pipeline and aggregated to the tract level. Accessed August 30, 2026.</w:t>
+        <w:t>2. U.S. Census Bureau, American Community Survey 2020-2024 5-Year Estimates, census-tract tables B27001 (health insurance), C17002 (ratio of income to poverty), B17001 (poverty), C16002 (household language), B22003 (SNAP receipt), retrieved via the Needs Atlas data pipeline and aggregated to the tract level. Accessed August 30, 2026.</w:t>
+      </w:r>
+    </w:p>
+    <w:p>
+      <w:r>
+        <w:rPr>
+          <w:sz w:val="17"/>
+        </w:rPr>
+        <w:t>3. Feeding America. Map the Meal Gap — 2024 county food-insecurity estimates. Retrieved from map.feedingamerica.org. Accessed August 30, 2026.</w:t>
       </w:r>
     </w:p>
     <w:sectPr>

--- a/data/sussex_needs_assessment.docx
+++ b/data/sussex_needs_assessment.docx
@@ -327,7 +327,7 @@
               <w:rPr>
                 <w:sz w:val="18"/>
               </w:rPr>
-              <w:t>20</w:t>
+              <w:t>19</w:t>
             </w:r>
           </w:p>
         </w:tc>
@@ -399,7 +399,7 @@
               <w:rPr>
                 <w:sz w:val="18"/>
               </w:rPr>
-              <w:t>16</w:t>
+              <w:t>15</w:t>
             </w:r>
           </w:p>
         </w:tc>
@@ -471,7 +471,7 @@
               <w:rPr>
                 <w:sz w:val="18"/>
               </w:rPr>
-              <w:t>15</w:t>
+              <w:t>14</w:t>
             </w:r>
           </w:p>
         </w:tc>
@@ -487,7 +487,35 @@
               <w:rPr>
                 <w:sz w:val="18"/>
               </w:rPr>
-              <w:t>34037372700</w:t>
+              <w:t>34037373800</w:t>
+            </w:r>
+          </w:p>
+        </w:tc>
+        <w:tc>
+          <w:tcPr>
+            <w:tcW w:type="dxa" w:w="1872"/>
+          </w:tcPr>
+          <w:p>
+            <w:r/>
+            <w:r>
+              <w:rPr>
+                <w:sz w:val="18"/>
+              </w:rPr>
+              <w:t>3%</w:t>
+            </w:r>
+          </w:p>
+        </w:tc>
+        <w:tc>
+          <w:tcPr>
+            <w:tcW w:type="dxa" w:w="1872"/>
+          </w:tcPr>
+          <w:p>
+            <w:r/>
+            <w:r>
+              <w:rPr>
+                <w:sz w:val="18"/>
+              </w:rPr>
+              <w:t>26%</w:t>
             </w:r>
           </w:p>
         </w:tc>
@@ -515,35 +543,7 @@
               <w:rPr>
                 <w:sz w:val="18"/>
               </w:rPr>
-              <w:t>22%</w:t>
-            </w:r>
-          </w:p>
-        </w:tc>
-        <w:tc>
-          <w:tcPr>
-            <w:tcW w:type="dxa" w:w="1872"/>
-          </w:tcPr>
-          <w:p>
-            <w:r/>
-            <w:r>
-              <w:rPr>
-                <w:sz w:val="18"/>
-              </w:rPr>
-              <w:t>9%</w:t>
-            </w:r>
-          </w:p>
-        </w:tc>
-        <w:tc>
-          <w:tcPr>
-            <w:tcW w:type="dxa" w:w="1872"/>
-          </w:tcPr>
-          <w:p>
-            <w:r/>
-            <w:r>
-              <w:rPr>
-                <w:sz w:val="18"/>
-              </w:rPr>
-              <w:t>13</w:t>
+              <w:t>12</w:t>
             </w:r>
           </w:p>
         </w:tc>
@@ -615,7 +615,7 @@
               <w:rPr>
                 <w:sz w:val="18"/>
               </w:rPr>
-              <w:t>13</w:t>
+              <w:t>12</w:t>
             </w:r>
           </w:p>
         </w:tc>

--- a/data/sussex_needs_assessment.docx
+++ b/data/sussex_needs_assessment.docx
@@ -68,7 +68,7 @@
         <w:t>2</w:t>
       </w:r>
       <w:r>
-        <w:t xml:space="preserve"> 7% of the county's residents — roughly 10,340 people — live in tracts where at least one in four residents falls below 200% of the federal poverty level. The sharpest need sits in and around Census Tract 3737 (GEOID 34037373700): there, 3% of residents are uninsured and 34% live below 200% of the federal poverty level, and 4% of households are limited-English-speaking — a concentration that county-level averages hide entirely. Across the seven counties Zufall serves, Sussex carries the sixth-highest composite need. This is precisely the sub-county geography a grant application must document, and it is where Zufall's sites and outreach can be targeted for greatest effect.</w:t>
+        <w:t xml:space="preserve"> 7% of the county's residents — roughly 10,340 people — live in tracts where at least one in four residents falls below 200% of the federal poverty level. The sharpest need sits in and around Census Tract 3737 (GEOID 34037373700): there, 3% of residents are uninsured and 34% live below 200% of the federal poverty level, and 4% of households are limited-English-speaking — a concentration that county-level averages hide entirely. Across the seven counties Zufall serves, Sussex carries the fifth-highest composite need. This is precisely the sub-county geography a grant application must document, and it is where Zufall's sites and outreach can be targeted for greatest effect.</w:t>
       </w:r>
     </w:p>
     <w:p>

--- a/data/sussex_needs_assessment.docx
+++ b/data/sussex_needs_assessment.docx
@@ -18,7 +18,7 @@
           <w:color w:val="1E6B57"/>
           <w:sz w:val="17"/>
         </w:rPr>
-        <w:t>County and statewide figures below are published U.S. Census Bureau values; the census-tract concentration analysis is drawn from ACS 5-year tract tables; the food-insecurity figure is from Feeding America's Map the Meal Gap. ALICE, provider-ratio, and chronic-disease indicators are pending source connection and are listed at the end — not estimated.</w:t>
+        <w:t>County and statewide figures below are published U.S. Census Bureau values; the census-tract concentration analysis is drawn from ACS 5-year tract tables; the food-insecurity figure is from Feeding America's Map the Meal Gap; chronic-disease and community-health figures are from the CDC's PLACES project. ALICE and provider-ratio indicators are pending source connection and are listed at the end — not estimated.</w:t>
       </w:r>
     </w:p>
     <w:p>
@@ -101,6 +101,31 @@
         <w:rPr>
           <w:b/>
         </w:rPr>
+        <w:t>Chronic disease and community health burden</w:t>
+      </w:r>
+    </w:p>
+    <w:p>
+      <w:pPr>
+        <w:spacing w:after="200"/>
+      </w:pPr>
+      <w:r>
+        <w:t>Model-based CDC estimates put adult diabetes in Sussex County at 9.5% (New Jersey: 10.9%), obesity at 26.9% (NJ: 28.9%), and high blood pressure at 33.3% (NJ: 32.9%).</w:t>
+      </w:r>
+      <w:r>
+        <w:rPr>
+          <w:vertAlign w:val="superscript"/>
+        </w:rPr>
+        <w:t>3</w:t>
+      </w:r>
+      <w:r>
+        <w:t xml:space="preserve"> Sussex exceeds the statewide rate on 8 of the eleven tracked chronic conditions, including high blood pressure, high cholesterol, and coronary heart disease. 15% of adults report fair or poor overall health (NJ: 17.1%) and 14.9% report frequent mental distress (NJ: 14.7%). On health-related social needs, 5.6% of adults report a lack of reliable transportation and 9% report housing insecurity (NJ: 7.4% and 12.3%). These conditions define the day-to-day clinical demand a community health center must meet — and, paired with the coverage and language barriers documented above, the case for sustained primary, dental, and behavioral-health capacity.</w:t>
+      </w:r>
+    </w:p>
+    <w:p>
+      <w:r>
+        <w:rPr>
+          <w:b/>
+        </w:rPr>
         <w:t>Food insecurity</w:t>
       </w:r>
     </w:p>
@@ -115,7 +140,7 @@
         <w:rPr>
           <w:vertAlign w:val="superscript"/>
         </w:rPr>
-        <w:t>3</w:t>
+        <w:t>4</w:t>
       </w:r>
       <w:r>
         <w:t xml:space="preserve"> Food insecurity compounds the barriers documented here: it tracks closely with low income and uninsurance and drives demand for the wraparound support Zufall's sites provide.</w:t>
@@ -327,7 +352,7 @@
               <w:rPr>
                 <w:sz w:val="18"/>
               </w:rPr>
-              <w:t>19</w:t>
+              <w:t>20</w:t>
             </w:r>
           </w:p>
         </w:tc>
@@ -399,7 +424,7 @@
               <w:rPr>
                 <w:sz w:val="18"/>
               </w:rPr>
-              <w:t>15</w:t>
+              <w:t>16</w:t>
             </w:r>
           </w:p>
         </w:tc>
@@ -471,7 +496,7 @@
               <w:rPr>
                 <w:sz w:val="18"/>
               </w:rPr>
-              <w:t>14</w:t>
+              <w:t>15</w:t>
             </w:r>
           </w:p>
         </w:tc>
@@ -487,35 +512,7 @@
               <w:rPr>
                 <w:sz w:val="18"/>
               </w:rPr>
-              <w:t>34037373800</w:t>
-            </w:r>
-          </w:p>
-        </w:tc>
-        <w:tc>
-          <w:tcPr>
-            <w:tcW w:type="dxa" w:w="1872"/>
-          </w:tcPr>
-          <w:p>
-            <w:r/>
-            <w:r>
-              <w:rPr>
-                <w:sz w:val="18"/>
-              </w:rPr>
-              <w:t>3%</w:t>
-            </w:r>
-          </w:p>
-        </w:tc>
-        <w:tc>
-          <w:tcPr>
-            <w:tcW w:type="dxa" w:w="1872"/>
-          </w:tcPr>
-          <w:p>
-            <w:r/>
-            <w:r>
-              <w:rPr>
-                <w:sz w:val="18"/>
-              </w:rPr>
-              <w:t>26%</w:t>
+              <w:t>34037372700</w:t>
             </w:r>
           </w:p>
         </w:tc>
@@ -543,7 +540,35 @@
               <w:rPr>
                 <w:sz w:val="18"/>
               </w:rPr>
-              <w:t>12</w:t>
+              <w:t>22%</w:t>
+            </w:r>
+          </w:p>
+        </w:tc>
+        <w:tc>
+          <w:tcPr>
+            <w:tcW w:type="dxa" w:w="1872"/>
+          </w:tcPr>
+          <w:p>
+            <w:r/>
+            <w:r>
+              <w:rPr>
+                <w:sz w:val="18"/>
+              </w:rPr>
+              <w:t>9%</w:t>
+            </w:r>
+          </w:p>
+        </w:tc>
+        <w:tc>
+          <w:tcPr>
+            <w:tcW w:type="dxa" w:w="1872"/>
+          </w:tcPr>
+          <w:p>
+            <w:r/>
+            <w:r>
+              <w:rPr>
+                <w:sz w:val="18"/>
+              </w:rPr>
+              <w:t>13</w:t>
             </w:r>
           </w:p>
         </w:tc>
@@ -615,7 +640,7 @@
               <w:rPr>
                 <w:sz w:val="18"/>
               </w:rPr>
-              <w:t>12</w:t>
+              <w:t>13</w:t>
             </w:r>
           </w:p>
         </w:tc>
@@ -664,7 +689,7 @@
         <w:rPr>
           <w:sz w:val="20"/>
         </w:rPr>
-        <w:t xml:space="preserve">Chronic-disease prevalence, prenatal care, and infant mortality (including racial disparity) — </w:t>
+        <w:t xml:space="preserve">Prenatal care, infant mortality (including racial disparity), and neighborhood-level chronic-disease detail — </w:t>
       </w:r>
       <w:r>
         <w:rPr>
@@ -721,7 +746,15 @@
         <w:rPr>
           <w:sz w:val="17"/>
         </w:rPr>
-        <w:t>3. Feeding America. Map the Meal Gap — 2024 county food-insecurity estimates. Retrieved from map.feedingamerica.org. Accessed August 30, 2026.</w:t>
+        <w:t>3. Centers for Disease Control and Prevention. PLACES: Local Data for Better Health, County Data, 2025 release — model-based small-area estimates (crude prevalence) from the Behavioral Risk Factor Surveillance System. Retrieved from cdc.gov/places. Accessed August 30, 2026.</w:t>
+      </w:r>
+    </w:p>
+    <w:p>
+      <w:r>
+        <w:rPr>
+          <w:sz w:val="17"/>
+        </w:rPr>
+        <w:t>4. Feeding America. Map the Meal Gap — 2024 county food-insecurity estimates. Retrieved from map.feedingamerica.org. Accessed August 30, 2026.</w:t>
       </w:r>
     </w:p>
     <w:sectPr>
